--- a/Documents/SAD.docx
+++ b/Documents/SAD.docx
@@ -94,7 +94,7 @@
         <w:rPr>
           <w:rFonts w:ascii="Consolas" w:hAnsi="Consolas"/>
         </w:rPr>
-        <w:t>Documents/SRS.md</w:t>
+        <w:t>Documents/markdown/SRS.md</w:t>
       </w:r>
       <w:r>
         <w:t>.</w:t>
